--- a/docs/The_Mathematical_Model_of_Transformer.docx
+++ b/docs/The_Mathematical_Model_of_Transformer.docx
@@ -129,7 +129,13 @@
     </w:p>
     <w:p>
       <w:r>
-        <w:t xml:space="preserve">[] </w:t>
+        <w:t>[</w:t>
+      </w:r>
+      <w:r>
+        <w:t>4</w:t>
+      </w:r>
+      <w:r>
+        <w:t xml:space="preserve">] </w:t>
       </w:r>
       <w:hyperlink r:id="rId7" w:history="1">
         <w:r>
@@ -142,7 +148,13 @@
     </w:p>
     <w:p>
       <w:r>
-        <w:t xml:space="preserve">[] </w:t>
+        <w:t>[</w:t>
+      </w:r>
+      <w:r>
+        <w:t>5</w:t>
+      </w:r>
+      <w:r>
+        <w:t xml:space="preserve">] </w:t>
       </w:r>
       <w:hyperlink r:id="rId8" w:history="1">
         <w:r>
@@ -155,7 +167,13 @@
     </w:p>
     <w:p>
       <w:r>
-        <w:t xml:space="preserve">[] </w:t>
+        <w:t>[</w:t>
+      </w:r>
+      <w:r>
+        <w:t>6</w:t>
+      </w:r>
+      <w:r>
+        <w:t xml:space="preserve">] </w:t>
       </w:r>
       <w:hyperlink r:id="rId9" w:history="1">
         <w:r>
@@ -168,7 +186,13 @@
     </w:p>
     <w:p>
       <w:r>
-        <w:t xml:space="preserve">[] </w:t>
+        <w:t>[</w:t>
+      </w:r>
+      <w:r>
+        <w:t>7</w:t>
+      </w:r>
+      <w:r>
+        <w:t xml:space="preserve">] </w:t>
       </w:r>
       <w:hyperlink r:id="rId10" w:history="1">
         <w:r>
@@ -181,8 +205,22 @@
     </w:p>
     <w:p>
       <w:r>
-        <w:t xml:space="preserve">[] </w:t>
-      </w:r>
+        <w:t>[</w:t>
+      </w:r>
+      <w:r>
+        <w:t>8</w:t>
+      </w:r>
+      <w:r>
+        <w:t xml:space="preserve">] </w:t>
+      </w:r>
+      <w:hyperlink r:id="rId11" w:history="1">
+        <w:r>
+          <w:rPr>
+            <w:rStyle w:val="Hyperlink"/>
+          </w:rPr>
+          <w:t>Transformers need glasses! Information over-squashing in language tasks, Federico Barbero et al, Google DeepMind, 2024</w:t>
+        </w:r>
+      </w:hyperlink>
     </w:p>
     <w:p>
       <w:pPr>

--- a/docs/The_Mathematical_Model_of_Transformer.docx
+++ b/docs/The_Mathematical_Model_of_Transformer.docx
@@ -19,6 +19,523 @@
       </w:r>
     </w:p>
     <w:p/>
+    <w:p>
+      <w:pPr>
+        <w:pStyle w:val="Heading1"/>
+      </w:pPr>
+      <w:r>
+        <w:t>Transformer: High Level Architecture</w:t>
+      </w:r>
+    </w:p>
+    <w:p/>
+    <w:p>
+      <w:r>
+        <w:t xml:space="preserve">Transformer starts with token embedding, followed by a series of additional blocks and finally token unembedding. Each additional block consists of an attention layer, followed by an MLP layer. </w:t>
+      </w:r>
+      <w:r>
+        <w:t>Both the attention and MLP layers each “read” their input</w:t>
+      </w:r>
+      <w:r>
+        <w:rPr>
+          <w:b/>
+          <w:bCs/>
+        </w:rPr>
+        <w:t xml:space="preserve"> </w:t>
+      </w:r>
+      <w:r>
+        <w:t xml:space="preserve">from the </w:t>
+      </w:r>
+      <w:r>
+        <w:t xml:space="preserve">residual stream by performing a linear projection. Then “write” their result to the residual stream by adding a linear projection back in. </w:t>
+      </w:r>
+      <w:r>
+        <w:t>Each attention layer consists of multiple heads, which operate in parallel.</w:t>
+      </w:r>
+      <w:r>
+        <w:rPr>
+          <w:noProof/>
+        </w:rPr>
+        <w:t xml:space="preserve"> </w:t>
+      </w:r>
+    </w:p>
+    <w:p/>
+    <w:p>
+      <w:r>
+        <w:rPr>
+          <w:noProof/>
+        </w:rPr>
+        <w:drawing>
+          <wp:anchor distT="0" distB="0" distL="114300" distR="114300" simplePos="0" relativeHeight="251662336" behindDoc="1" locked="0" layoutInCell="1" allowOverlap="1" wp14:anchorId="6630412D" wp14:editId="59F8FA0F">
+            <wp:simplePos x="0" y="0"/>
+            <wp:positionH relativeFrom="column">
+              <wp:posOffset>3197451</wp:posOffset>
+            </wp:positionH>
+            <wp:positionV relativeFrom="paragraph">
+              <wp:posOffset>119246</wp:posOffset>
+            </wp:positionV>
+            <wp:extent cx="2427892" cy="3567514"/>
+            <wp:effectExtent l="0" t="0" r="0" b="1270"/>
+            <wp:wrapNone/>
+            <wp:docPr id="810791410" name="Picture 3" descr="A diagram of a process&#10;&#10;AI-generated content may be incorrect."/>
+            <wp:cNvGraphicFramePr>
+              <a:graphicFrameLocks xmlns:a="http://schemas.openxmlformats.org/drawingml/2006/main" noChangeAspect="1"/>
+            </wp:cNvGraphicFramePr>
+            <a:graphic xmlns:a="http://schemas.openxmlformats.org/drawingml/2006/main">
+              <a:graphicData uri="http://schemas.openxmlformats.org/drawingml/2006/picture">
+                <pic:pic xmlns:pic="http://schemas.openxmlformats.org/drawingml/2006/picture">
+                  <pic:nvPicPr>
+                    <pic:cNvPr id="810791410" name="Picture 3" descr="A diagram of a process&#10;&#10;AI-generated content may be incorrect."/>
+                    <pic:cNvPicPr/>
+                  </pic:nvPicPr>
+                  <pic:blipFill>
+                    <a:blip r:embed="rId4" cstate="print">
+                      <a:extLst>
+                        <a:ext uri="{28A0092B-C50C-407E-A947-70E740481C1C}">
+                          <a14:useLocalDpi xmlns:a14="http://schemas.microsoft.com/office/drawing/2010/main" val="0"/>
+                        </a:ext>
+                      </a:extLst>
+                    </a:blip>
+                    <a:stretch>
+                      <a:fillRect/>
+                    </a:stretch>
+                  </pic:blipFill>
+                  <pic:spPr>
+                    <a:xfrm>
+                      <a:off x="0" y="0"/>
+                      <a:ext cx="2427892" cy="3567514"/>
+                    </a:xfrm>
+                    <a:prstGeom prst="rect">
+                      <a:avLst/>
+                    </a:prstGeom>
+                  </pic:spPr>
+                </pic:pic>
+              </a:graphicData>
+            </a:graphic>
+            <wp14:sizeRelH relativeFrom="page">
+              <wp14:pctWidth>0</wp14:pctWidth>
+            </wp14:sizeRelH>
+            <wp14:sizeRelV relativeFrom="page">
+              <wp14:pctHeight>0</wp14:pctHeight>
+            </wp14:sizeRelV>
+          </wp:anchor>
+        </w:drawing>
+      </w:r>
+      <w:r>
+        <w:rPr>
+          <w:noProof/>
+        </w:rPr>
+        <mc:AlternateContent>
+          <mc:Choice Requires="wps">
+            <w:drawing>
+              <wp:anchor distT="0" distB="0" distL="114300" distR="114300" simplePos="0" relativeHeight="251660288" behindDoc="0" locked="0" layoutInCell="1" allowOverlap="1" wp14:anchorId="1D4B4361" wp14:editId="4A57AD15">
+                <wp:simplePos x="0" y="0"/>
+                <wp:positionH relativeFrom="column">
+                  <wp:posOffset>548640</wp:posOffset>
+                </wp:positionH>
+                <wp:positionV relativeFrom="paragraph">
+                  <wp:posOffset>2863625</wp:posOffset>
+                </wp:positionV>
+                <wp:extent cx="1684353" cy="1238864"/>
+                <wp:effectExtent l="0" t="50800" r="17780" b="19050"/>
+                <wp:wrapNone/>
+                <wp:docPr id="797425421" name="Freeform 2"/>
+                <wp:cNvGraphicFramePr/>
+                <a:graphic xmlns:a="http://schemas.openxmlformats.org/drawingml/2006/main">
+                  <a:graphicData uri="http://schemas.microsoft.com/office/word/2010/wordprocessingShape">
+                    <wps:wsp>
+                      <wps:cNvSpPr/>
+                      <wps:spPr>
+                        <a:xfrm>
+                          <a:off x="0" y="0"/>
+                          <a:ext cx="1684353" cy="1238864"/>
+                        </a:xfrm>
+                        <a:custGeom>
+                          <a:avLst/>
+                          <a:gdLst>
+                            <a:gd name="connsiteX0" fmla="*/ 0 w 1684353"/>
+                            <a:gd name="connsiteY0" fmla="*/ 1238864 h 1238864"/>
+                            <a:gd name="connsiteX1" fmla="*/ 536841 w 1684353"/>
+                            <a:gd name="connsiteY1" fmla="*/ 1227065 h 1238864"/>
+                            <a:gd name="connsiteX2" fmla="*/ 973394 w 1684353"/>
+                            <a:gd name="connsiteY2" fmla="*/ 1126776 h 1238864"/>
+                            <a:gd name="connsiteX3" fmla="*/ 1286059 w 1684353"/>
+                            <a:gd name="connsiteY3" fmla="*/ 949796 h 1238864"/>
+                            <a:gd name="connsiteX4" fmla="*/ 1557430 w 1684353"/>
+                            <a:gd name="connsiteY4" fmla="*/ 696124 h 1238864"/>
+                            <a:gd name="connsiteX5" fmla="*/ 1681316 w 1684353"/>
+                            <a:gd name="connsiteY5" fmla="*/ 401156 h 1238864"/>
+                            <a:gd name="connsiteX6" fmla="*/ 1628222 w 1684353"/>
+                            <a:gd name="connsiteY6" fmla="*/ 141584 h 1238864"/>
+                            <a:gd name="connsiteX7" fmla="*/ 1433543 w 1684353"/>
+                            <a:gd name="connsiteY7" fmla="*/ 29496 h 1238864"/>
+                            <a:gd name="connsiteX8" fmla="*/ 1303757 w 1684353"/>
+                            <a:gd name="connsiteY8" fmla="*/ 0 h 1238864"/>
+                          </a:gdLst>
+                          <a:ahLst/>
+                          <a:cxnLst>
+                            <a:cxn ang="0">
+                              <a:pos x="connsiteX0" y="connsiteY0"/>
+                            </a:cxn>
+                            <a:cxn ang="0">
+                              <a:pos x="connsiteX1" y="connsiteY1"/>
+                            </a:cxn>
+                            <a:cxn ang="0">
+                              <a:pos x="connsiteX2" y="connsiteY2"/>
+                            </a:cxn>
+                            <a:cxn ang="0">
+                              <a:pos x="connsiteX3" y="connsiteY3"/>
+                            </a:cxn>
+                            <a:cxn ang="0">
+                              <a:pos x="connsiteX4" y="connsiteY4"/>
+                            </a:cxn>
+                            <a:cxn ang="0">
+                              <a:pos x="connsiteX5" y="connsiteY5"/>
+                            </a:cxn>
+                            <a:cxn ang="0">
+                              <a:pos x="connsiteX6" y="connsiteY6"/>
+                            </a:cxn>
+                            <a:cxn ang="0">
+                              <a:pos x="connsiteX7" y="connsiteY7"/>
+                            </a:cxn>
+                            <a:cxn ang="0">
+                              <a:pos x="connsiteX8" y="connsiteY8"/>
+                            </a:cxn>
+                          </a:cxnLst>
+                          <a:rect l="l" t="t" r="r" b="b"/>
+                          <a:pathLst>
+                            <a:path w="1684353" h="1238864">
+                              <a:moveTo>
+                                <a:pt x="0" y="1238864"/>
+                              </a:moveTo>
+                              <a:lnTo>
+                                <a:pt x="536841" y="1227065"/>
+                              </a:lnTo>
+                              <a:cubicBezTo>
+                                <a:pt x="699073" y="1208384"/>
+                                <a:pt x="848524" y="1172987"/>
+                                <a:pt x="973394" y="1126776"/>
+                              </a:cubicBezTo>
+                              <a:cubicBezTo>
+                                <a:pt x="1098264" y="1080565"/>
+                                <a:pt x="1188720" y="1021571"/>
+                                <a:pt x="1286059" y="949796"/>
+                              </a:cubicBezTo>
+                              <a:cubicBezTo>
+                                <a:pt x="1383398" y="878021"/>
+                                <a:pt x="1491554" y="787564"/>
+                                <a:pt x="1557430" y="696124"/>
+                              </a:cubicBezTo>
+                              <a:cubicBezTo>
+                                <a:pt x="1623306" y="604684"/>
+                                <a:pt x="1669517" y="493579"/>
+                                <a:pt x="1681316" y="401156"/>
+                              </a:cubicBezTo>
+                              <a:cubicBezTo>
+                                <a:pt x="1693115" y="308733"/>
+                                <a:pt x="1669517" y="203527"/>
+                                <a:pt x="1628222" y="141584"/>
+                              </a:cubicBezTo>
+                              <a:cubicBezTo>
+                                <a:pt x="1586927" y="79641"/>
+                                <a:pt x="1487620" y="53093"/>
+                                <a:pt x="1433543" y="29496"/>
+                              </a:cubicBezTo>
+                              <a:cubicBezTo>
+                                <a:pt x="1379466" y="5899"/>
+                                <a:pt x="1341611" y="2949"/>
+                                <a:pt x="1303757" y="0"/>
+                              </a:cubicBezTo>
+                            </a:path>
+                          </a:pathLst>
+                        </a:custGeom>
+                        <a:noFill/>
+                        <a:ln>
+                          <a:solidFill>
+                            <a:srgbClr val="EE0000"/>
+                          </a:solidFill>
+                          <a:tailEnd type="triangle"/>
+                        </a:ln>
+                      </wps:spPr>
+                      <wps:style>
+                        <a:lnRef idx="2">
+                          <a:schemeClr val="accent1">
+                            <a:shade val="15000"/>
+                          </a:schemeClr>
+                        </a:lnRef>
+                        <a:fillRef idx="1">
+                          <a:schemeClr val="accent1"/>
+                        </a:fillRef>
+                        <a:effectRef idx="0">
+                          <a:schemeClr val="accent1"/>
+                        </a:effectRef>
+                        <a:fontRef idx="minor">
+                          <a:schemeClr val="lt1"/>
+                        </a:fontRef>
+                      </wps:style>
+                      <wps:bodyPr rot="0" spcFirstLastPara="0" vertOverflow="overflow" horzOverflow="overflow" vert="horz" wrap="square" lIns="91440" tIns="45720" rIns="91440" bIns="45720" numCol="1" spcCol="0" rtlCol="0" fromWordArt="0" anchor="ctr" anchorCtr="0" forceAA="0" compatLnSpc="1">
+                        <a:prstTxWarp prst="textNoShape">
+                          <a:avLst/>
+                        </a:prstTxWarp>
+                        <a:noAutofit/>
+                      </wps:bodyPr>
+                    </wps:wsp>
+                  </a:graphicData>
+                </a:graphic>
+              </wp:anchor>
+            </w:drawing>
+          </mc:Choice>
+          <mc:Fallback>
+            <w:pict>
+              <v:shape w14:anchorId="5A514F54" id="Freeform 2" o:spid="_x0000_s1026" style="position:absolute;margin-left:43.2pt;margin-top:225.5pt;width:132.65pt;height:97.55pt;z-index:251660288;visibility:visible;mso-wrap-style:square;mso-wrap-distance-left:9pt;mso-wrap-distance-top:0;mso-wrap-distance-right:9pt;mso-wrap-distance-bottom:0;mso-position-horizontal:absolute;mso-position-horizontal-relative:text;mso-position-vertical:absolute;mso-position-vertical-relative:text;v-text-anchor:middle" coordsize="1684353,1238864" o:gfxdata="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" path="m,1238864r536841,-11799c699073,1208384,848524,1172987,973394,1126776v124870,-46211,215326,-105205,312665,-176980c1383398,878021,1491554,787564,1557430,696124v65876,-91440,112087,-202545,123886,-294968c1693115,308733,1669517,203527,1628222,141584,1586927,79641,1487620,53093,1433543,29496,1379466,5899,1341611,2949,1303757,e" filled="f" strokecolor="#e00" strokeweight="1pt">
+                <v:stroke endarrow="block" joinstyle="miter"/>
+                <v:path arrowok="t" o:connecttype="custom" o:connectlocs="0,1238864;536841,1227065;973394,1126776;1286059,949796;1557430,696124;1681316,401156;1628222,141584;1433543,29496;1303757,0" o:connectangles="0,0,0,0,0,0,0,0,0"/>
+              </v:shape>
+            </w:pict>
+          </mc:Fallback>
+        </mc:AlternateContent>
+      </w:r>
+      <w:r>
+        <w:rPr>
+          <w:noProof/>
+        </w:rPr>
+        <w:drawing>
+          <wp:anchor distT="0" distB="0" distL="114300" distR="114300" simplePos="0" relativeHeight="251659264" behindDoc="0" locked="0" layoutInCell="1" allowOverlap="1" wp14:anchorId="12BC52A0" wp14:editId="32CCCAE6">
+            <wp:simplePos x="0" y="0"/>
+            <wp:positionH relativeFrom="column">
+              <wp:posOffset>0</wp:posOffset>
+            </wp:positionH>
+            <wp:positionV relativeFrom="paragraph">
+              <wp:posOffset>170815</wp:posOffset>
+            </wp:positionV>
+            <wp:extent cx="2051050" cy="3514090"/>
+            <wp:effectExtent l="0" t="0" r="6350" b="3810"/>
+            <wp:wrapTopAndBottom/>
+            <wp:docPr id="1389331778" name="Picture 1" descr="A diagram of a algorithm&#10;&#10;AI-generated content may be incorrect."/>
+            <wp:cNvGraphicFramePr>
+              <a:graphicFrameLocks xmlns:a="http://schemas.openxmlformats.org/drawingml/2006/main" noChangeAspect="1"/>
+            </wp:cNvGraphicFramePr>
+            <a:graphic xmlns:a="http://schemas.openxmlformats.org/drawingml/2006/main">
+              <a:graphicData uri="http://schemas.openxmlformats.org/drawingml/2006/picture">
+                <pic:pic xmlns:pic="http://schemas.openxmlformats.org/drawingml/2006/picture">
+                  <pic:nvPicPr>
+                    <pic:cNvPr id="1389331778" name="Picture 1" descr="A diagram of a algorithm&#10;&#10;AI-generated content may be incorrect."/>
+                    <pic:cNvPicPr/>
+                  </pic:nvPicPr>
+                  <pic:blipFill>
+                    <a:blip r:embed="rId5" cstate="print">
+                      <a:extLst>
+                        <a:ext uri="{28A0092B-C50C-407E-A947-70E740481C1C}">
+                          <a14:useLocalDpi xmlns:a14="http://schemas.microsoft.com/office/drawing/2010/main" val="0"/>
+                        </a:ext>
+                      </a:extLst>
+                    </a:blip>
+                    <a:stretch>
+                      <a:fillRect/>
+                    </a:stretch>
+                  </pic:blipFill>
+                  <pic:spPr>
+                    <a:xfrm>
+                      <a:off x="0" y="0"/>
+                      <a:ext cx="2051050" cy="3514090"/>
+                    </a:xfrm>
+                    <a:prstGeom prst="rect">
+                      <a:avLst/>
+                    </a:prstGeom>
+                  </pic:spPr>
+                </pic:pic>
+              </a:graphicData>
+            </a:graphic>
+            <wp14:sizeRelH relativeFrom="page">
+              <wp14:pctWidth>0</wp14:pctWidth>
+            </wp14:sizeRelH>
+            <wp14:sizeRelV relativeFrom="page">
+              <wp14:pctHeight>0</wp14:pctHeight>
+            </wp14:sizeRelV>
+          </wp:anchor>
+        </w:drawing>
+      </w:r>
+    </w:p>
+    <w:p/>
+    <w:p>
+      <w:r>
+        <w:t xml:space="preserve"> </w:t>
+      </w:r>
+      <w:r>
+        <w:t>For the token embedding we have :</w:t>
+      </w:r>
+    </w:p>
+    <w:p>
+      <w:pPr>
+        <w:rPr>
+          <w:rFonts w:eastAsiaTheme="minorEastAsia"/>
+        </w:rPr>
+      </w:pPr>
+      <m:oMath>
+        <m:sSub>
+          <m:sSubPr>
+            <m:ctrlPr>
+              <w:rPr>
+                <w:rFonts w:ascii="Cambria Math" w:hAnsi="Cambria Math"/>
+                <w:i/>
+              </w:rPr>
+            </m:ctrlPr>
+          </m:sSubPr>
+          <m:e>
+            <m:r>
+              <w:rPr>
+                <w:rFonts w:ascii="Cambria Math" w:hAnsi="Cambria Math"/>
+              </w:rPr>
+              <m:t>x</m:t>
+            </m:r>
+          </m:e>
+          <m:sub>
+            <m:r>
+              <w:rPr>
+                <w:rFonts w:ascii="Cambria Math" w:hAnsi="Cambria Math"/>
+              </w:rPr>
+              <m:t>0</m:t>
+            </m:r>
+          </m:sub>
+        </m:sSub>
+        <m:r>
+          <w:rPr>
+            <w:rFonts w:ascii="Cambria Math" w:hAnsi="Cambria Math"/>
+          </w:rPr>
+          <m:t>=</m:t>
+        </m:r>
+        <m:sSub>
+          <m:sSubPr>
+            <m:ctrlPr>
+              <w:rPr>
+                <w:rFonts w:ascii="Cambria Math" w:hAnsi="Cambria Math"/>
+                <w:i/>
+              </w:rPr>
+            </m:ctrlPr>
+          </m:sSubPr>
+          <m:e>
+            <m:r>
+              <w:rPr>
+                <w:rFonts w:ascii="Cambria Math" w:hAnsi="Cambria Math"/>
+              </w:rPr>
+              <m:t>W</m:t>
+            </m:r>
+          </m:e>
+          <m:sub>
+            <m:r>
+              <w:rPr>
+                <w:rFonts w:ascii="Cambria Math" w:hAnsi="Cambria Math"/>
+              </w:rPr>
+              <m:t>E</m:t>
+            </m:r>
+          </m:sub>
+        </m:sSub>
+        <m:r>
+          <w:rPr>
+            <w:rFonts w:ascii="Cambria Math" w:hAnsi="Cambria Math"/>
+          </w:rPr>
+          <m:t>t</m:t>
+        </m:r>
+      </m:oMath>
+      <w:r>
+        <w:rPr>
+          <w:rFonts w:eastAsiaTheme="minorEastAsia"/>
+        </w:rPr>
+        <w:t xml:space="preserve">                                 (tok.emb)</w:t>
+      </w:r>
+    </w:p>
+    <w:p>
+      <w:pPr>
+        <w:rPr>
+          <w:rFonts w:eastAsiaTheme="minorEastAsia"/>
+        </w:rPr>
+      </w:pPr>
+    </w:p>
+    <w:p>
+      <w:r>
+        <w:t xml:space="preserve">Each attention head, </w:t>
+      </w:r>
+      <m:oMath>
+        <m:r>
+          <w:rPr>
+            <w:rFonts w:ascii="Cambria Math" w:hAnsi="Cambria Math"/>
+          </w:rPr>
+          <m:t>h</m:t>
+        </m:r>
+      </m:oMath>
+      <w:r>
+        <w:t>, is run and added to the residual stream</w:t>
+      </w:r>
+    </w:p>
+    <w:p>
+      <m:oMathPara>
+        <m:oMath>
+          <m:sSub>
+            <m:sSubPr>
+              <m:ctrlPr>
+                <w:rPr>
+                  <w:rFonts w:ascii="Cambria Math" w:hAnsi="Cambria Math"/>
+                  <w:i/>
+                </w:rPr>
+              </m:ctrlPr>
+            </m:sSubPr>
+            <m:e>
+              <m:r>
+                <w:rPr>
+                  <w:rFonts w:ascii="Cambria Math" w:hAnsi="Cambria Math"/>
+                </w:rPr>
+                <m:t>x</m:t>
+              </m:r>
+            </m:e>
+            <m:sub>
+              <m:r>
+                <w:rPr>
+                  <w:rFonts w:ascii="Cambria Math" w:hAnsi="Cambria Math"/>
+                </w:rPr>
+                <m:t>i+1</m:t>
+              </m:r>
+            </m:sub>
+          </m:sSub>
+          <m:r>
+            <w:rPr>
+              <w:rFonts w:ascii="Cambria Math" w:hAnsi="Cambria Math"/>
+            </w:rPr>
+            <m:t>=</m:t>
+          </m:r>
+          <m:sSub>
+            <m:sSubPr>
+              <m:ctrlPr>
+                <w:rPr>
+                  <w:rFonts w:ascii="Cambria Math" w:hAnsi="Cambria Math"/>
+                  <w:i/>
+                </w:rPr>
+              </m:ctrlPr>
+            </m:sSubPr>
+            <m:e>
+              <m:r>
+                <w:rPr>
+                  <w:rFonts w:ascii="Cambria Math" w:hAnsi="Cambria Math"/>
+                </w:rPr>
+                <m:t>x</m:t>
+              </m:r>
+            </m:e>
+            <m:sub>
+              <m:r>
+                <w:rPr>
+                  <w:rFonts w:ascii="Cambria Math" w:hAnsi="Cambria Math"/>
+                </w:rPr>
+                <m:t>i</m:t>
+              </m:r>
+            </m:sub>
+          </m:sSub>
+          <m:r>
+            <w:rPr>
+              <w:rFonts w:ascii="Cambria Math" w:hAnsi="Cambria Math"/>
+            </w:rPr>
+            <m:t>+</m:t>
+          </m:r>
+        </m:oMath>
+      </m:oMathPara>
+    </w:p>
     <w:p/>
     <w:p>
       <w:pPr>
@@ -32,7 +549,7 @@
       <w:r>
         <w:t xml:space="preserve">[1] </w:t>
       </w:r>
-      <w:hyperlink r:id="rId4" w:history="1">
+      <w:hyperlink r:id="rId6" w:history="1">
         <w:r>
           <w:rPr>
             <w:rStyle w:val="Hyperlink"/>
@@ -62,7 +579,7 @@
       <w:r>
         <w:t xml:space="preserve"> </w:t>
       </w:r>
-      <w:hyperlink r:id="rId5" w:history="1">
+      <w:hyperlink r:id="rId7" w:history="1">
         <w:r>
           <w:rPr>
             <w:rStyle w:val="Hyperlink"/>
@@ -116,7 +633,7 @@
       <w:r>
         <w:t xml:space="preserve"> </w:t>
       </w:r>
-      <w:hyperlink r:id="rId6" w:history="1">
+      <w:hyperlink r:id="rId8" w:history="1">
         <w:r>
           <w:rPr>
             <w:rStyle w:val="Hyperlink"/>
@@ -137,7 +654,7 @@
       <w:r>
         <w:t xml:space="preserve">] </w:t>
       </w:r>
-      <w:hyperlink r:id="rId7" w:history="1">
+      <w:hyperlink r:id="rId9" w:history="1">
         <w:r>
           <w:rPr>
             <w:rStyle w:val="Hyperlink"/>
@@ -156,7 +673,7 @@
       <w:r>
         <w:t xml:space="preserve">] </w:t>
       </w:r>
-      <w:hyperlink r:id="rId8" w:history="1">
+      <w:hyperlink r:id="rId10" w:history="1">
         <w:r>
           <w:rPr>
             <w:rStyle w:val="Hyperlink"/>
@@ -167,6 +684,7 @@
     </w:p>
     <w:p>
       <w:r>
+        <w:lastRenderedPageBreak/>
         <w:t>[</w:t>
       </w:r>
       <w:r>
@@ -175,7 +693,7 @@
       <w:r>
         <w:t xml:space="preserve">] </w:t>
       </w:r>
-      <w:hyperlink r:id="rId9" w:history="1">
+      <w:hyperlink r:id="rId11" w:history="1">
         <w:r>
           <w:rPr>
             <w:rStyle w:val="Hyperlink"/>
@@ -194,7 +712,7 @@
       <w:r>
         <w:t xml:space="preserve">] </w:t>
       </w:r>
-      <w:hyperlink r:id="rId10" w:history="1">
+      <w:hyperlink r:id="rId12" w:history="1">
         <w:r>
           <w:rPr>
             <w:rStyle w:val="Hyperlink"/>
@@ -213,7 +731,7 @@
       <w:r>
         <w:t xml:space="preserve">] </w:t>
       </w:r>
-      <w:hyperlink r:id="rId11" w:history="1">
+      <w:hyperlink r:id="rId13" w:history="1">
         <w:r>
           <w:rPr>
             <w:rStyle w:val="Hyperlink"/>
@@ -656,14 +1174,14 @@
     <w:link w:val="Heading1Char"/>
     <w:uiPriority w:val="9"/>
     <w:qFormat/>
-    <w:rsid w:val="009740A4"/>
+    <w:rsid w:val="008827F6"/>
     <w:pPr>
       <w:keepNext/>
       <w:keepLines/>
       <w:outlineLvl w:val="0"/>
     </w:pPr>
     <w:rPr>
-      <w:rFonts w:ascii="Calibri" w:eastAsiaTheme="majorEastAsia" w:hAnsi="Calibri" w:cstheme="majorBidi"/>
+      <w:rFonts w:ascii="Calibri Light" w:eastAsiaTheme="majorEastAsia" w:hAnsi="Calibri Light" w:cstheme="majorBidi"/>
       <w:color w:val="0F4761" w:themeColor="accent1" w:themeShade="BF"/>
       <w:sz w:val="26"/>
       <w:szCs w:val="40"/>
@@ -876,9 +1394,9 @@
     <w:basedOn w:val="DefaultParagraphFont"/>
     <w:link w:val="Heading1"/>
     <w:uiPriority w:val="9"/>
-    <w:rsid w:val="009740A4"/>
-    <w:rPr>
-      <w:rFonts w:ascii="Calibri" w:eastAsiaTheme="majorEastAsia" w:hAnsi="Calibri" w:cstheme="majorBidi"/>
+    <w:rsid w:val="008827F6"/>
+    <w:rPr>
+      <w:rFonts w:ascii="Calibri Light" w:eastAsiaTheme="majorEastAsia" w:hAnsi="Calibri Light" w:cstheme="majorBidi"/>
       <w:color w:val="0F4761" w:themeColor="accent1" w:themeShade="BF"/>
       <w:sz w:val="26"/>
       <w:szCs w:val="40"/>
@@ -1181,6 +1699,16 @@
     <w:rPr>
       <w:color w:val="605E5C"/>
       <w:shd w:val="clear" w:color="auto" w:fill="E1DFDD"/>
+    </w:rPr>
+  </w:style>
+  <w:style w:type="character" w:styleId="PlaceholderText">
+    <w:name w:val="Placeholder Text"/>
+    <w:basedOn w:val="DefaultParagraphFont"/>
+    <w:uiPriority w:val="99"/>
+    <w:semiHidden/>
+    <w:rsid w:val="00B90AE7"/>
+    <w:rPr>
+      <w:color w:val="666666"/>
     </w:rPr>
   </w:style>
 </w:styles>

--- a/docs/The_Mathematical_Model_of_Transformer.docx
+++ b/docs/The_Mathematical_Model_of_Transformer.docx
@@ -30,7 +30,13 @@
     <w:p/>
     <w:p>
       <w:r>
-        <w:t xml:space="preserve">Transformer starts with token embedding, followed by a series of additional blocks and finally token unembedding. Each additional block consists of an attention layer, followed by an MLP layer. </w:t>
+        <w:t>Transformer starts with token embedding, followed by a series of additional blocks and finally token unembedding. Each additional block consists of an attention layer, followed by an MLP layer</w:t>
+      </w:r>
+      <w:r>
+        <w:t xml:space="preserve"> (that is, Feed Forward Network layer)</w:t>
+      </w:r>
+      <w:r>
+        <w:t xml:space="preserve">. </w:t>
       </w:r>
       <w:r>
         <w:t>Both the attention and MLP layers each “read” their input</w:t>
@@ -60,6 +66,476 @@
     </w:p>
     <w:p/>
     <w:p>
+      <w:r>
+        <w:rPr>
+          <w:noProof/>
+        </w:rPr>
+        <mc:AlternateContent>
+          <mc:Choice Requires="wps">
+            <w:drawing>
+              <wp:anchor distT="0" distB="0" distL="114300" distR="114300" simplePos="0" relativeHeight="251664384" behindDoc="0" locked="0" layoutInCell="1" allowOverlap="1" wp14:anchorId="621A6D84" wp14:editId="45364400">
+                <wp:simplePos x="0" y="0"/>
+                <wp:positionH relativeFrom="column">
+                  <wp:posOffset>1179871</wp:posOffset>
+                </wp:positionH>
+                <wp:positionV relativeFrom="paragraph">
+                  <wp:posOffset>1341591</wp:posOffset>
+                </wp:positionV>
+                <wp:extent cx="2132296" cy="3805084"/>
+                <wp:effectExtent l="0" t="25400" r="14605" b="17780"/>
+                <wp:wrapNone/>
+                <wp:docPr id="817547010" name="Freeform 5"/>
+                <wp:cNvGraphicFramePr/>
+                <a:graphic xmlns:a="http://schemas.openxmlformats.org/drawingml/2006/main">
+                  <a:graphicData uri="http://schemas.microsoft.com/office/word/2010/wordprocessingShape">
+                    <wps:wsp>
+                      <wps:cNvSpPr/>
+                      <wps:spPr>
+                        <a:xfrm>
+                          <a:off x="0" y="0"/>
+                          <a:ext cx="2132296" cy="3805084"/>
+                        </a:xfrm>
+                        <a:custGeom>
+                          <a:avLst/>
+                          <a:gdLst>
+                            <a:gd name="connsiteX0" fmla="*/ 0 w 2132296"/>
+                            <a:gd name="connsiteY0" fmla="*/ 3805084 h 3805084"/>
+                            <a:gd name="connsiteX1" fmla="*/ 353961 w 2132296"/>
+                            <a:gd name="connsiteY1" fmla="*/ 3781487 h 3805084"/>
+                            <a:gd name="connsiteX2" fmla="*/ 619432 w 2132296"/>
+                            <a:gd name="connsiteY2" fmla="*/ 3740191 h 3805084"/>
+                            <a:gd name="connsiteX3" fmla="*/ 873104 w 2132296"/>
+                            <a:gd name="connsiteY3" fmla="*/ 3628103 h 3805084"/>
+                            <a:gd name="connsiteX4" fmla="*/ 1114978 w 2132296"/>
+                            <a:gd name="connsiteY4" fmla="*/ 3474720 h 3805084"/>
+                            <a:gd name="connsiteX5" fmla="*/ 1356852 w 2132296"/>
+                            <a:gd name="connsiteY5" fmla="*/ 3303639 h 3805084"/>
+                            <a:gd name="connsiteX6" fmla="*/ 1586926 w 2132296"/>
+                            <a:gd name="connsiteY6" fmla="*/ 3014570 h 3805084"/>
+                            <a:gd name="connsiteX7" fmla="*/ 1923190 w 2132296"/>
+                            <a:gd name="connsiteY7" fmla="*/ 2524924 h 3805084"/>
+                            <a:gd name="connsiteX8" fmla="*/ 2082472 w 2132296"/>
+                            <a:gd name="connsiteY8" fmla="*/ 2135567 h 3805084"/>
+                            <a:gd name="connsiteX9" fmla="*/ 2129667 w 2132296"/>
+                            <a:gd name="connsiteY9" fmla="*/ 1811102 h 3805084"/>
+                            <a:gd name="connsiteX10" fmla="*/ 2111969 w 2132296"/>
+                            <a:gd name="connsiteY10" fmla="*/ 1409946 h 3805084"/>
+                            <a:gd name="connsiteX11" fmla="*/ 1993982 w 2132296"/>
+                            <a:gd name="connsiteY11" fmla="*/ 1079582 h 3805084"/>
+                            <a:gd name="connsiteX12" fmla="*/ 1704914 w 2132296"/>
+                            <a:gd name="connsiteY12" fmla="*/ 772816 h 3805084"/>
+                            <a:gd name="connsiteX13" fmla="*/ 1433543 w 2132296"/>
+                            <a:gd name="connsiteY13" fmla="*/ 572238 h 3805084"/>
+                            <a:gd name="connsiteX14" fmla="*/ 1179871 w 2132296"/>
+                            <a:gd name="connsiteY14" fmla="*/ 395257 h 3805084"/>
+                            <a:gd name="connsiteX15" fmla="*/ 908501 w 2132296"/>
+                            <a:gd name="connsiteY15" fmla="*/ 224176 h 3805084"/>
+                            <a:gd name="connsiteX16" fmla="*/ 820010 w 2132296"/>
+                            <a:gd name="connsiteY16" fmla="*/ 147484 h 3805084"/>
+                            <a:gd name="connsiteX17" fmla="*/ 749218 w 2132296"/>
+                            <a:gd name="connsiteY17" fmla="*/ 70792 h 3805084"/>
+                            <a:gd name="connsiteX18" fmla="*/ 684325 w 2132296"/>
+                            <a:gd name="connsiteY18" fmla="*/ 0 h 3805084"/>
+                          </a:gdLst>
+                          <a:ahLst/>
+                          <a:cxnLst>
+                            <a:cxn ang="0">
+                              <a:pos x="connsiteX0" y="connsiteY0"/>
+                            </a:cxn>
+                            <a:cxn ang="0">
+                              <a:pos x="connsiteX1" y="connsiteY1"/>
+                            </a:cxn>
+                            <a:cxn ang="0">
+                              <a:pos x="connsiteX2" y="connsiteY2"/>
+                            </a:cxn>
+                            <a:cxn ang="0">
+                              <a:pos x="connsiteX3" y="connsiteY3"/>
+                            </a:cxn>
+                            <a:cxn ang="0">
+                              <a:pos x="connsiteX4" y="connsiteY4"/>
+                            </a:cxn>
+                            <a:cxn ang="0">
+                              <a:pos x="connsiteX5" y="connsiteY5"/>
+                            </a:cxn>
+                            <a:cxn ang="0">
+                              <a:pos x="connsiteX6" y="connsiteY6"/>
+                            </a:cxn>
+                            <a:cxn ang="0">
+                              <a:pos x="connsiteX7" y="connsiteY7"/>
+                            </a:cxn>
+                            <a:cxn ang="0">
+                              <a:pos x="connsiteX8" y="connsiteY8"/>
+                            </a:cxn>
+                            <a:cxn ang="0">
+                              <a:pos x="connsiteX9" y="connsiteY9"/>
+                            </a:cxn>
+                            <a:cxn ang="0">
+                              <a:pos x="connsiteX10" y="connsiteY10"/>
+                            </a:cxn>
+                            <a:cxn ang="0">
+                              <a:pos x="connsiteX11" y="connsiteY11"/>
+                            </a:cxn>
+                            <a:cxn ang="0">
+                              <a:pos x="connsiteX12" y="connsiteY12"/>
+                            </a:cxn>
+                            <a:cxn ang="0">
+                              <a:pos x="connsiteX13" y="connsiteY13"/>
+                            </a:cxn>
+                            <a:cxn ang="0">
+                              <a:pos x="connsiteX14" y="connsiteY14"/>
+                            </a:cxn>
+                            <a:cxn ang="0">
+                              <a:pos x="connsiteX15" y="connsiteY15"/>
+                            </a:cxn>
+                            <a:cxn ang="0">
+                              <a:pos x="connsiteX16" y="connsiteY16"/>
+                            </a:cxn>
+                            <a:cxn ang="0">
+                              <a:pos x="connsiteX17" y="connsiteY17"/>
+                            </a:cxn>
+                            <a:cxn ang="0">
+                              <a:pos x="connsiteX18" y="connsiteY18"/>
+                            </a:cxn>
+                          </a:cxnLst>
+                          <a:rect l="l" t="t" r="r" b="b"/>
+                          <a:pathLst>
+                            <a:path w="2132296" h="3805084">
+                              <a:moveTo>
+                                <a:pt x="0" y="3805084"/>
+                              </a:moveTo>
+                              <a:cubicBezTo>
+                                <a:pt x="125361" y="3798693"/>
+                                <a:pt x="250722" y="3792302"/>
+                                <a:pt x="353961" y="3781487"/>
+                              </a:cubicBezTo>
+                              <a:cubicBezTo>
+                                <a:pt x="457200" y="3770672"/>
+                                <a:pt x="532908" y="3765755"/>
+                                <a:pt x="619432" y="3740191"/>
+                              </a:cubicBezTo>
+                              <a:cubicBezTo>
+                                <a:pt x="705956" y="3714627"/>
+                                <a:pt x="790513" y="3672348"/>
+                                <a:pt x="873104" y="3628103"/>
+                              </a:cubicBezTo>
+                              <a:cubicBezTo>
+                                <a:pt x="955695" y="3583858"/>
+                                <a:pt x="1034353" y="3528797"/>
+                                <a:pt x="1114978" y="3474720"/>
+                              </a:cubicBezTo>
+                              <a:cubicBezTo>
+                                <a:pt x="1195603" y="3420643"/>
+                                <a:pt x="1278194" y="3380331"/>
+                                <a:pt x="1356852" y="3303639"/>
+                              </a:cubicBezTo>
+                              <a:cubicBezTo>
+                                <a:pt x="1435510" y="3226947"/>
+                                <a:pt x="1492536" y="3144356"/>
+                                <a:pt x="1586926" y="3014570"/>
+                              </a:cubicBezTo>
+                              <a:cubicBezTo>
+                                <a:pt x="1681316" y="2884784"/>
+                                <a:pt x="1840599" y="2671424"/>
+                                <a:pt x="1923190" y="2524924"/>
+                              </a:cubicBezTo>
+                              <a:cubicBezTo>
+                                <a:pt x="2005781" y="2378424"/>
+                                <a:pt x="2048059" y="2254537"/>
+                                <a:pt x="2082472" y="2135567"/>
+                              </a:cubicBezTo>
+                              <a:cubicBezTo>
+                                <a:pt x="2116885" y="2016597"/>
+                                <a:pt x="2124751" y="1932039"/>
+                                <a:pt x="2129667" y="1811102"/>
+                              </a:cubicBezTo>
+                              <a:cubicBezTo>
+                                <a:pt x="2134583" y="1690165"/>
+                                <a:pt x="2134583" y="1531866"/>
+                                <a:pt x="2111969" y="1409946"/>
+                              </a:cubicBezTo>
+                              <a:cubicBezTo>
+                                <a:pt x="2089355" y="1288026"/>
+                                <a:pt x="2061824" y="1185770"/>
+                                <a:pt x="1993982" y="1079582"/>
+                              </a:cubicBezTo>
+                              <a:cubicBezTo>
+                                <a:pt x="1926140" y="973394"/>
+                                <a:pt x="1798320" y="857373"/>
+                                <a:pt x="1704914" y="772816"/>
+                              </a:cubicBezTo>
+                              <a:cubicBezTo>
+                                <a:pt x="1611508" y="688259"/>
+                                <a:pt x="1521050" y="635164"/>
+                                <a:pt x="1433543" y="572238"/>
+                              </a:cubicBezTo>
+                              <a:cubicBezTo>
+                                <a:pt x="1346036" y="509312"/>
+                                <a:pt x="1267378" y="453267"/>
+                                <a:pt x="1179871" y="395257"/>
+                              </a:cubicBezTo>
+                              <a:cubicBezTo>
+                                <a:pt x="1092364" y="337247"/>
+                                <a:pt x="968478" y="265471"/>
+                                <a:pt x="908501" y="224176"/>
+                              </a:cubicBezTo>
+                              <a:cubicBezTo>
+                                <a:pt x="848524" y="182881"/>
+                                <a:pt x="846557" y="173048"/>
+                                <a:pt x="820010" y="147484"/>
+                              </a:cubicBezTo>
+                              <a:cubicBezTo>
+                                <a:pt x="793463" y="121920"/>
+                                <a:pt x="749218" y="70792"/>
+                                <a:pt x="749218" y="70792"/>
+                              </a:cubicBezTo>
+                              <a:lnTo>
+                                <a:pt x="684325" y="0"/>
+                              </a:lnTo>
+                            </a:path>
+                          </a:pathLst>
+                        </a:custGeom>
+                        <a:noFill/>
+                        <a:ln>
+                          <a:solidFill>
+                            <a:srgbClr val="EE0000"/>
+                          </a:solidFill>
+                          <a:tailEnd type="triangle"/>
+                        </a:ln>
+                      </wps:spPr>
+                      <wps:style>
+                        <a:lnRef idx="2">
+                          <a:schemeClr val="accent1">
+                            <a:shade val="15000"/>
+                          </a:schemeClr>
+                        </a:lnRef>
+                        <a:fillRef idx="1">
+                          <a:schemeClr val="accent1"/>
+                        </a:fillRef>
+                        <a:effectRef idx="0">
+                          <a:schemeClr val="accent1"/>
+                        </a:effectRef>
+                        <a:fontRef idx="minor">
+                          <a:schemeClr val="lt1"/>
+                        </a:fontRef>
+                      </wps:style>
+                      <wps:bodyPr rot="0" spcFirstLastPara="0" vertOverflow="overflow" horzOverflow="overflow" vert="horz" wrap="square" lIns="91440" tIns="45720" rIns="91440" bIns="45720" numCol="1" spcCol="0" rtlCol="0" fromWordArt="0" anchor="ctr" anchorCtr="0" forceAA="0" compatLnSpc="1">
+                        <a:prstTxWarp prst="textNoShape">
+                          <a:avLst/>
+                        </a:prstTxWarp>
+                        <a:noAutofit/>
+                      </wps:bodyPr>
+                    </wps:wsp>
+                  </a:graphicData>
+                </a:graphic>
+              </wp:anchor>
+            </w:drawing>
+          </mc:Choice>
+          <mc:Fallback>
+            <w:pict>
+              <v:shape w14:anchorId="0D972E32" id="Freeform 5" o:spid="_x0000_s1026" style="position:absolute;margin-left:92.9pt;margin-top:105.65pt;width:167.9pt;height:299.6pt;z-index:251664384;visibility:visible;mso-wrap-style:square;mso-wrap-distance-left:9pt;mso-wrap-distance-top:0;mso-wrap-distance-right:9pt;mso-wrap-distance-bottom:0;mso-position-horizontal:absolute;mso-position-horizontal-relative:text;mso-position-vertical:absolute;mso-position-vertical-relative:text;v-text-anchor:middle" coordsize="2132296,3805084" o:gfxdata="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" path="m,3805084v125361,-6391,250722,-12782,353961,-23597c457200,3770672,532908,3765755,619432,3740191v86524,-25564,171081,-67843,253672,-112088c955695,3583858,1034353,3528797,1114978,3474720v80625,-54077,163216,-94389,241874,-171081c1435510,3226947,1492536,3144356,1586926,3014570v94390,-129786,253673,-343146,336264,-489646c2005781,2378424,2048059,2254537,2082472,2135567v34413,-118970,42279,-203528,47195,-324465c2134583,1690165,2134583,1531866,2111969,1409946v-22614,-121920,-50145,-224176,-117987,-330364c1926140,973394,1798320,857373,1704914,772816,1611508,688259,1521050,635164,1433543,572238,1346036,509312,1267378,453267,1179871,395257,1092364,337247,968478,265471,908501,224176,848524,182881,846557,173048,820010,147484,793463,121920,749218,70792,749218,70792l684325,e" filled="f" strokecolor="#e00" strokeweight="1pt">
+                <v:stroke endarrow="block" joinstyle="miter"/>
+                <v:path arrowok="t" o:connecttype="custom" o:connectlocs="0,3805084;353961,3781487;619432,3740191;873104,3628103;1114978,3474720;1356852,3303639;1586926,3014570;1923190,2524924;2082472,2135567;2129667,1811102;2111969,1409946;1993982,1079582;1704914,772816;1433543,572238;1179871,395257;908501,224176;820010,147484;749218,70792;684325,0" o:connectangles="0,0,0,0,0,0,0,0,0,0,0,0,0,0,0,0,0,0,0"/>
+              </v:shape>
+            </w:pict>
+          </mc:Fallback>
+        </mc:AlternateContent>
+      </w:r>
+      <w:r>
+        <w:rPr>
+          <w:noProof/>
+        </w:rPr>
+        <mc:AlternateContent>
+          <mc:Choice Requires="wps">
+            <w:drawing>
+              <wp:anchor distT="0" distB="0" distL="114300" distR="114300" simplePos="0" relativeHeight="251663360" behindDoc="0" locked="0" layoutInCell="1" allowOverlap="1" wp14:anchorId="106782E5" wp14:editId="6CC0C9A7">
+                <wp:simplePos x="0" y="0"/>
+                <wp:positionH relativeFrom="column">
+                  <wp:posOffset>1221166</wp:posOffset>
+                </wp:positionH>
+                <wp:positionV relativeFrom="paragraph">
+                  <wp:posOffset>2101932</wp:posOffset>
+                </wp:positionV>
+                <wp:extent cx="1785054" cy="2530362"/>
+                <wp:effectExtent l="0" t="25400" r="18415" b="10160"/>
+                <wp:wrapNone/>
+                <wp:docPr id="1359814381" name="Freeform 4"/>
+                <wp:cNvGraphicFramePr/>
+                <a:graphic xmlns:a="http://schemas.openxmlformats.org/drawingml/2006/main">
+                  <a:graphicData uri="http://schemas.microsoft.com/office/word/2010/wordprocessingShape">
+                    <wps:wsp>
+                      <wps:cNvSpPr/>
+                      <wps:spPr>
+                        <a:xfrm>
+                          <a:off x="0" y="0"/>
+                          <a:ext cx="1785054" cy="2530362"/>
+                        </a:xfrm>
+                        <a:custGeom>
+                          <a:avLst/>
+                          <a:gdLst>
+                            <a:gd name="connsiteX0" fmla="*/ 0 w 1785054"/>
+                            <a:gd name="connsiteY0" fmla="*/ 2513801 h 2530362"/>
+                            <a:gd name="connsiteX1" fmla="*/ 519144 w 1785054"/>
+                            <a:gd name="connsiteY1" fmla="*/ 2507902 h 2530362"/>
+                            <a:gd name="connsiteX2" fmla="*/ 996991 w 1785054"/>
+                            <a:gd name="connsiteY2" fmla="*/ 2295525 h 2530362"/>
+                            <a:gd name="connsiteX3" fmla="*/ 1392248 w 1785054"/>
+                            <a:gd name="connsiteY3" fmla="*/ 1935664 h 2530362"/>
+                            <a:gd name="connsiteX4" fmla="*/ 1675417 w 1785054"/>
+                            <a:gd name="connsiteY4" fmla="*/ 1499112 h 2530362"/>
+                            <a:gd name="connsiteX5" fmla="*/ 1781606 w 1785054"/>
+                            <a:gd name="connsiteY5" fmla="*/ 1050761 h 2530362"/>
+                            <a:gd name="connsiteX6" fmla="*/ 1734411 w 1785054"/>
+                            <a:gd name="connsiteY6" fmla="*/ 661404 h 2530362"/>
+                            <a:gd name="connsiteX7" fmla="*/ 1498437 w 1785054"/>
+                            <a:gd name="connsiteY7" fmla="*/ 342838 h 2530362"/>
+                            <a:gd name="connsiteX8" fmla="*/ 1144475 w 1785054"/>
+                            <a:gd name="connsiteY8" fmla="*/ 159958 h 2530362"/>
+                            <a:gd name="connsiteX9" fmla="*/ 790514 w 1785054"/>
+                            <a:gd name="connsiteY9" fmla="*/ 24273 h 2530362"/>
+                            <a:gd name="connsiteX10" fmla="*/ 749219 w 1785054"/>
+                            <a:gd name="connsiteY10" fmla="*/ 676 h 2530362"/>
+                          </a:gdLst>
+                          <a:ahLst/>
+                          <a:cxnLst>
+                            <a:cxn ang="0">
+                              <a:pos x="connsiteX0" y="connsiteY0"/>
+                            </a:cxn>
+                            <a:cxn ang="0">
+                              <a:pos x="connsiteX1" y="connsiteY1"/>
+                            </a:cxn>
+                            <a:cxn ang="0">
+                              <a:pos x="connsiteX2" y="connsiteY2"/>
+                            </a:cxn>
+                            <a:cxn ang="0">
+                              <a:pos x="connsiteX3" y="connsiteY3"/>
+                            </a:cxn>
+                            <a:cxn ang="0">
+                              <a:pos x="connsiteX4" y="connsiteY4"/>
+                            </a:cxn>
+                            <a:cxn ang="0">
+                              <a:pos x="connsiteX5" y="connsiteY5"/>
+                            </a:cxn>
+                            <a:cxn ang="0">
+                              <a:pos x="connsiteX6" y="connsiteY6"/>
+                            </a:cxn>
+                            <a:cxn ang="0">
+                              <a:pos x="connsiteX7" y="connsiteY7"/>
+                            </a:cxn>
+                            <a:cxn ang="0">
+                              <a:pos x="connsiteX8" y="connsiteY8"/>
+                            </a:cxn>
+                            <a:cxn ang="0">
+                              <a:pos x="connsiteX9" y="connsiteY9"/>
+                            </a:cxn>
+                            <a:cxn ang="0">
+                              <a:pos x="connsiteX10" y="connsiteY10"/>
+                            </a:cxn>
+                          </a:cxnLst>
+                          <a:rect l="l" t="t" r="r" b="b"/>
+                          <a:pathLst>
+                            <a:path w="1785054" h="2530362">
+                              <a:moveTo>
+                                <a:pt x="0" y="2513801"/>
+                              </a:moveTo>
+                              <a:cubicBezTo>
+                                <a:pt x="176489" y="2529041"/>
+                                <a:pt x="352979" y="2544281"/>
+                                <a:pt x="519144" y="2507902"/>
+                              </a:cubicBezTo>
+                              <a:cubicBezTo>
+                                <a:pt x="685309" y="2471523"/>
+                                <a:pt x="851474" y="2390898"/>
+                                <a:pt x="996991" y="2295525"/>
+                              </a:cubicBezTo>
+                              <a:cubicBezTo>
+                                <a:pt x="1142508" y="2200152"/>
+                                <a:pt x="1279177" y="2068399"/>
+                                <a:pt x="1392248" y="1935664"/>
+                              </a:cubicBezTo>
+                              <a:cubicBezTo>
+                                <a:pt x="1505319" y="1802929"/>
+                                <a:pt x="1610524" y="1646596"/>
+                                <a:pt x="1675417" y="1499112"/>
+                              </a:cubicBezTo>
+                              <a:cubicBezTo>
+                                <a:pt x="1740310" y="1351628"/>
+                                <a:pt x="1771774" y="1190379"/>
+                                <a:pt x="1781606" y="1050761"/>
+                              </a:cubicBezTo>
+                              <a:cubicBezTo>
+                                <a:pt x="1791438" y="911143"/>
+                                <a:pt x="1781606" y="779391"/>
+                                <a:pt x="1734411" y="661404"/>
+                              </a:cubicBezTo>
+                              <a:cubicBezTo>
+                                <a:pt x="1687216" y="543417"/>
+                                <a:pt x="1596760" y="426412"/>
+                                <a:pt x="1498437" y="342838"/>
+                              </a:cubicBezTo>
+                              <a:cubicBezTo>
+                                <a:pt x="1400114" y="259264"/>
+                                <a:pt x="1262462" y="213052"/>
+                                <a:pt x="1144475" y="159958"/>
+                              </a:cubicBezTo>
+                              <a:cubicBezTo>
+                                <a:pt x="1026488" y="106864"/>
+                                <a:pt x="856390" y="50820"/>
+                                <a:pt x="790514" y="24273"/>
+                              </a:cubicBezTo>
+                              <a:cubicBezTo>
+                                <a:pt x="724638" y="-2274"/>
+                                <a:pt x="736928" y="-799"/>
+                                <a:pt x="749219" y="676"/>
+                              </a:cubicBezTo>
+                            </a:path>
+                          </a:pathLst>
+                        </a:custGeom>
+                        <a:noFill/>
+                        <a:ln>
+                          <a:solidFill>
+                            <a:srgbClr val="EE0000"/>
+                          </a:solidFill>
+                          <a:tailEnd type="triangle"/>
+                        </a:ln>
+                      </wps:spPr>
+                      <wps:style>
+                        <a:lnRef idx="2">
+                          <a:schemeClr val="accent1">
+                            <a:shade val="15000"/>
+                          </a:schemeClr>
+                        </a:lnRef>
+                        <a:fillRef idx="1">
+                          <a:schemeClr val="accent1"/>
+                        </a:fillRef>
+                        <a:effectRef idx="0">
+                          <a:schemeClr val="accent1"/>
+                        </a:effectRef>
+                        <a:fontRef idx="minor">
+                          <a:schemeClr val="lt1"/>
+                        </a:fontRef>
+                      </wps:style>
+                      <wps:bodyPr rot="0" spcFirstLastPara="0" vertOverflow="overflow" horzOverflow="overflow" vert="horz" wrap="square" lIns="91440" tIns="45720" rIns="91440" bIns="45720" numCol="1" spcCol="0" rtlCol="0" fromWordArt="0" anchor="ctr" anchorCtr="0" forceAA="0" compatLnSpc="1">
+                        <a:prstTxWarp prst="textNoShape">
+                          <a:avLst/>
+                        </a:prstTxWarp>
+                        <a:noAutofit/>
+                      </wps:bodyPr>
+                    </wps:wsp>
+                  </a:graphicData>
+                </a:graphic>
+              </wp:anchor>
+            </w:drawing>
+          </mc:Choice>
+          <mc:Fallback>
+            <w:pict>
+              <v:shape w14:anchorId="4F03D482" id="Freeform 4" o:spid="_x0000_s1026" style="position:absolute;margin-left:96.15pt;margin-top:165.5pt;width:140.55pt;height:199.25pt;z-index:251663360;visibility:visible;mso-wrap-style:square;mso-wrap-distance-left:9pt;mso-wrap-distance-top:0;mso-wrap-distance-right:9pt;mso-wrap-distance-bottom:0;mso-position-horizontal:absolute;mso-position-horizontal-relative:text;mso-position-vertical:absolute;mso-position-vertical-relative:text;v-text-anchor:middle" coordsize="1785054,2530362" o:gfxdata="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" path="m,2513801v176489,15240,352979,30480,519144,-5899c685309,2471523,851474,2390898,996991,2295525v145517,-95373,282186,-227126,395257,-359861c1505319,1802929,1610524,1646596,1675417,1499112v64893,-147484,96357,-308733,106189,-448351c1791438,911143,1781606,779391,1734411,661404,1687216,543417,1596760,426412,1498437,342838,1400114,259264,1262462,213052,1144475,159958,1026488,106864,856390,50820,790514,24273,724638,-2274,736928,-799,749219,676e" filled="f" strokecolor="#e00" strokeweight="1pt">
+                <v:stroke endarrow="block" joinstyle="miter"/>
+                <v:path arrowok="t" o:connecttype="custom" o:connectlocs="0,2513801;519144,2507902;996991,2295525;1392248,1935664;1675417,1499112;1781606,1050761;1734411,661404;1498437,342838;1144475,159958;790514,24273;749219,676" o:connectangles="0,0,0,0,0,0,0,0,0,0,0"/>
+              </v:shape>
+            </w:pict>
+          </mc:Fallback>
+        </mc:AlternateContent>
+      </w:r>
       <w:r>
         <w:rPr>
           <w:noProof/>
@@ -286,7 +762,7 @@
           </mc:Choice>
           <mc:Fallback>
             <w:pict>
-              <v:shape w14:anchorId="5A514F54" id="Freeform 2" o:spid="_x0000_s1026" style="position:absolute;margin-left:43.2pt;margin-top:225.5pt;width:132.65pt;height:97.55pt;z-index:251660288;visibility:visible;mso-wrap-style:square;mso-wrap-distance-left:9pt;mso-wrap-distance-top:0;mso-wrap-distance-right:9pt;mso-wrap-distance-bottom:0;mso-position-horizontal:absolute;mso-position-horizontal-relative:text;mso-position-vertical:absolute;mso-position-vertical-relative:text;v-text-anchor:middle" coordsize="1684353,1238864" o:gfxdata="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" path="m,1238864r536841,-11799c699073,1208384,848524,1172987,973394,1126776v124870,-46211,215326,-105205,312665,-176980c1383398,878021,1491554,787564,1557430,696124v65876,-91440,112087,-202545,123886,-294968c1693115,308733,1669517,203527,1628222,141584,1586927,79641,1487620,53093,1433543,29496,1379466,5899,1341611,2949,1303757,e" filled="f" strokecolor="#e00" strokeweight="1pt">
+              <v:shape w14:anchorId="0BB02A8E" id="Freeform 2" o:spid="_x0000_s1026" style="position:absolute;margin-left:43.2pt;margin-top:225.5pt;width:132.65pt;height:97.55pt;z-index:251660288;visibility:visible;mso-wrap-style:square;mso-wrap-distance-left:9pt;mso-wrap-distance-top:0;mso-wrap-distance-right:9pt;mso-wrap-distance-bottom:0;mso-position-horizontal:absolute;mso-position-horizontal-relative:text;mso-position-vertical:absolute;mso-position-vertical-relative:text;v-text-anchor:middle" coordsize="1684353,1238864" o:gfxdata="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" path="m,1238864r536841,-11799c699073,1208384,848524,1172987,973394,1126776v124870,-46211,215326,-105205,312665,-176980c1383398,878021,1491554,787564,1557430,696124v65876,-91440,112087,-202545,123886,-294968c1693115,308733,1669517,203527,1628222,141584,1586927,79641,1487620,53093,1433543,29496,1379466,5899,1341611,2949,1303757,e" filled="f" strokecolor="#e00" strokeweight="1pt">
                 <v:stroke endarrow="block" joinstyle="miter"/>
                 <v:path arrowok="t" o:connecttype="custom" o:connectlocs="0,1238864;536841,1227065;973394,1126776;1286059,949796;1557430,696124;1681316,401156;1628222,141584;1433543,29496;1303757,0" o:connectangles="0,0,0,0,0,0,0,0,0"/>
               </v:shape>
@@ -467,81 +943,479 @@
       </w:r>
     </w:p>
     <w:p>
-      <m:oMathPara>
-        <m:oMath>
-          <m:sSub>
-            <m:sSubPr>
-              <m:ctrlPr>
-                <w:rPr>
-                  <w:rFonts w:ascii="Cambria Math" w:hAnsi="Cambria Math"/>
-                  <w:i/>
-                </w:rPr>
-              </m:ctrlPr>
-            </m:sSubPr>
-            <m:e>
-              <m:r>
-                <w:rPr>
-                  <w:rFonts w:ascii="Cambria Math" w:hAnsi="Cambria Math"/>
-                </w:rPr>
-                <m:t>x</m:t>
-              </m:r>
-            </m:e>
-            <m:sub>
-              <m:r>
-                <w:rPr>
-                  <w:rFonts w:ascii="Cambria Math" w:hAnsi="Cambria Math"/>
-                </w:rPr>
-                <m:t>i+1</m:t>
-              </m:r>
-            </m:sub>
-          </m:sSub>
-          <m:r>
-            <w:rPr>
-              <w:rFonts w:ascii="Cambria Math" w:hAnsi="Cambria Math"/>
-            </w:rPr>
-            <m:t>=</m:t>
-          </m:r>
-          <m:sSub>
-            <m:sSubPr>
-              <m:ctrlPr>
-                <w:rPr>
-                  <w:rFonts w:ascii="Cambria Math" w:hAnsi="Cambria Math"/>
-                  <w:i/>
-                </w:rPr>
-              </m:ctrlPr>
-            </m:sSubPr>
-            <m:e>
-              <m:r>
-                <w:rPr>
-                  <w:rFonts w:ascii="Cambria Math" w:hAnsi="Cambria Math"/>
-                </w:rPr>
-                <m:t>x</m:t>
-              </m:r>
-            </m:e>
-            <m:sub>
-              <m:r>
-                <w:rPr>
-                  <w:rFonts w:ascii="Cambria Math" w:hAnsi="Cambria Math"/>
-                </w:rPr>
-                <m:t>i</m:t>
-              </m:r>
-            </m:sub>
-          </m:sSub>
-          <m:r>
-            <w:rPr>
-              <w:rFonts w:ascii="Cambria Math" w:hAnsi="Cambria Math"/>
-            </w:rPr>
-            <m:t>+</m:t>
-          </m:r>
-        </m:oMath>
-      </m:oMathPara>
+      <w:pPr>
+        <w:rPr>
+          <w:rFonts w:eastAsiaTheme="minorEastAsia"/>
+        </w:rPr>
+      </w:pPr>
+      <m:oMath>
+        <m:sSub>
+          <m:sSubPr>
+            <m:ctrlPr>
+              <w:rPr>
+                <w:rFonts w:ascii="Cambria Math" w:hAnsi="Cambria Math"/>
+                <w:i/>
+              </w:rPr>
+            </m:ctrlPr>
+          </m:sSubPr>
+          <m:e>
+            <m:r>
+              <w:rPr>
+                <w:rFonts w:ascii="Cambria Math" w:hAnsi="Cambria Math"/>
+              </w:rPr>
+              <m:t>x</m:t>
+            </m:r>
+          </m:e>
+          <m:sub>
+            <m:r>
+              <w:rPr>
+                <w:rFonts w:ascii="Cambria Math" w:hAnsi="Cambria Math"/>
+              </w:rPr>
+              <m:t>i+1</m:t>
+            </m:r>
+          </m:sub>
+        </m:sSub>
+        <m:r>
+          <w:rPr>
+            <w:rFonts w:ascii="Cambria Math" w:hAnsi="Cambria Math"/>
+          </w:rPr>
+          <m:t>=</m:t>
+        </m:r>
+        <m:sSub>
+          <m:sSubPr>
+            <m:ctrlPr>
+              <w:rPr>
+                <w:rFonts w:ascii="Cambria Math" w:hAnsi="Cambria Math"/>
+                <w:i/>
+              </w:rPr>
+            </m:ctrlPr>
+          </m:sSubPr>
+          <m:e>
+            <m:r>
+              <w:rPr>
+                <w:rFonts w:ascii="Cambria Math" w:hAnsi="Cambria Math"/>
+              </w:rPr>
+              <m:t>x</m:t>
+            </m:r>
+          </m:e>
+          <m:sub>
+            <m:r>
+              <w:rPr>
+                <w:rFonts w:ascii="Cambria Math" w:hAnsi="Cambria Math"/>
+              </w:rPr>
+              <m:t>i</m:t>
+            </m:r>
+          </m:sub>
+        </m:sSub>
+        <m:r>
+          <w:rPr>
+            <w:rFonts w:ascii="Cambria Math" w:hAnsi="Cambria Math"/>
+          </w:rPr>
+          <m:t>+</m:t>
+        </m:r>
+        <m:nary>
+          <m:naryPr>
+            <m:chr m:val="∑"/>
+            <m:limLoc m:val="undOvr"/>
+            <m:supHide m:val="1"/>
+            <m:ctrlPr>
+              <w:rPr>
+                <w:rFonts w:ascii="Cambria Math" w:hAnsi="Cambria Math"/>
+                <w:i/>
+              </w:rPr>
+            </m:ctrlPr>
+          </m:naryPr>
+          <m:sub>
+            <m:r>
+              <w:rPr>
+                <w:rFonts w:ascii="Cambria Math" w:hAnsi="Cambria Math"/>
+              </w:rPr>
+              <m:t>h∈</m:t>
+            </m:r>
+            <m:sSub>
+              <m:sSubPr>
+                <m:ctrlPr>
+                  <w:rPr>
+                    <w:rFonts w:ascii="Cambria Math" w:hAnsi="Cambria Math"/>
+                    <w:i/>
+                  </w:rPr>
+                </m:ctrlPr>
+              </m:sSubPr>
+              <m:e>
+                <m:r>
+                  <w:rPr>
+                    <w:rFonts w:ascii="Cambria Math" w:hAnsi="Cambria Math"/>
+                  </w:rPr>
+                  <m:t>H</m:t>
+                </m:r>
+              </m:e>
+              <m:sub>
+                <m:r>
+                  <w:rPr>
+                    <w:rFonts w:ascii="Cambria Math" w:hAnsi="Cambria Math"/>
+                  </w:rPr>
+                  <m:t>i</m:t>
+                </m:r>
+              </m:sub>
+            </m:sSub>
+          </m:sub>
+          <m:sup/>
+          <m:e>
+            <m:r>
+              <w:rPr>
+                <w:rFonts w:ascii="Cambria Math" w:hAnsi="Cambria Math"/>
+              </w:rPr>
+              <m:t>h</m:t>
+            </m:r>
+            <m:d>
+              <m:dPr>
+                <m:ctrlPr>
+                  <w:rPr>
+                    <w:rFonts w:ascii="Cambria Math" w:hAnsi="Cambria Math"/>
+                    <w:i/>
+                  </w:rPr>
+                </m:ctrlPr>
+              </m:dPr>
+              <m:e>
+                <m:sSub>
+                  <m:sSubPr>
+                    <m:ctrlPr>
+                      <w:rPr>
+                        <w:rFonts w:ascii="Cambria Math" w:hAnsi="Cambria Math"/>
+                        <w:i/>
+                      </w:rPr>
+                    </m:ctrlPr>
+                  </m:sSubPr>
+                  <m:e>
+                    <m:r>
+                      <w:rPr>
+                        <w:rFonts w:ascii="Cambria Math" w:hAnsi="Cambria Math"/>
+                      </w:rPr>
+                      <m:t>x</m:t>
+                    </m:r>
+                  </m:e>
+                  <m:sub>
+                    <m:r>
+                      <w:rPr>
+                        <w:rFonts w:ascii="Cambria Math" w:hAnsi="Cambria Math"/>
+                      </w:rPr>
+                      <m:t>i</m:t>
+                    </m:r>
+                  </m:sub>
+                </m:sSub>
+              </m:e>
+            </m:d>
+          </m:e>
+        </m:nary>
+      </m:oMath>
+      <w:r>
+        <w:rPr>
+          <w:rFonts w:eastAsiaTheme="minorEastAsia"/>
+        </w:rPr>
+        <w:t xml:space="preserve"> </w:t>
+      </w:r>
+      <w:r>
+        <w:rPr>
+          <w:rFonts w:eastAsiaTheme="minorEastAsia"/>
+        </w:rPr>
+        <w:t xml:space="preserve">                            (att.head)</w:t>
+      </w:r>
     </w:p>
+    <w:p>
+      <w:pPr>
+        <w:rPr>
+          <w:rFonts w:eastAsiaTheme="minorEastAsia"/>
+        </w:rPr>
+      </w:pPr>
+    </w:p>
+    <w:p>
+      <w:pPr>
+        <w:rPr>
+          <w:rFonts w:eastAsiaTheme="minorEastAsia"/>
+        </w:rPr>
+      </w:pPr>
+      <w:r>
+        <w:rPr>
+          <w:rFonts w:eastAsiaTheme="minorEastAsia"/>
+        </w:rPr>
+        <w:t xml:space="preserve">An </w:t>
+      </w:r>
+      <w:r>
+        <w:rPr>
+          <w:rFonts w:eastAsiaTheme="minorEastAsia"/>
+        </w:rPr>
+        <w:t xml:space="preserve">MLP layer, </w:t>
+      </w:r>
+      <m:oMath>
+        <m:r>
+          <w:rPr>
+            <w:rFonts w:ascii="Cambria Math" w:eastAsiaTheme="minorEastAsia" w:hAnsi="Cambria Math"/>
+          </w:rPr>
+          <m:t>m</m:t>
+        </m:r>
+      </m:oMath>
+      <w:r>
+        <w:rPr>
+          <w:rFonts w:eastAsiaTheme="minorEastAsia"/>
+        </w:rPr>
+        <w:t>, is run and added to the residual stream</w:t>
+      </w:r>
+    </w:p>
+    <w:p>
+      <w:pPr>
+        <w:rPr>
+          <w:rFonts w:eastAsiaTheme="minorEastAsia"/>
+        </w:rPr>
+      </w:pPr>
+      <m:oMath>
+        <m:sSub>
+          <m:sSubPr>
+            <m:ctrlPr>
+              <w:rPr>
+                <w:rFonts w:ascii="Cambria Math" w:eastAsiaTheme="minorEastAsia" w:hAnsi="Cambria Math"/>
+                <w:i/>
+              </w:rPr>
+            </m:ctrlPr>
+          </m:sSubPr>
+          <m:e>
+            <m:r>
+              <w:rPr>
+                <w:rFonts w:ascii="Cambria Math" w:eastAsiaTheme="minorEastAsia" w:hAnsi="Cambria Math"/>
+              </w:rPr>
+              <m:t>x</m:t>
+            </m:r>
+          </m:e>
+          <m:sub>
+            <m:r>
+              <w:rPr>
+                <w:rFonts w:ascii="Cambria Math" w:eastAsiaTheme="minorEastAsia" w:hAnsi="Cambria Math"/>
+              </w:rPr>
+              <m:t>i+2</m:t>
+            </m:r>
+          </m:sub>
+        </m:sSub>
+        <m:r>
+          <w:rPr>
+            <w:rFonts w:ascii="Cambria Math" w:eastAsiaTheme="minorEastAsia" w:hAnsi="Cambria Math"/>
+          </w:rPr>
+          <m:t>=</m:t>
+        </m:r>
+        <m:sSub>
+          <m:sSubPr>
+            <m:ctrlPr>
+              <w:rPr>
+                <w:rFonts w:ascii="Cambria Math" w:eastAsiaTheme="minorEastAsia" w:hAnsi="Cambria Math"/>
+                <w:i/>
+              </w:rPr>
+            </m:ctrlPr>
+          </m:sSubPr>
+          <m:e>
+            <m:r>
+              <w:rPr>
+                <w:rFonts w:ascii="Cambria Math" w:eastAsiaTheme="minorEastAsia" w:hAnsi="Cambria Math"/>
+              </w:rPr>
+              <m:t>x</m:t>
+            </m:r>
+          </m:e>
+          <m:sub>
+            <m:r>
+              <w:rPr>
+                <w:rFonts w:ascii="Cambria Math" w:eastAsiaTheme="minorEastAsia" w:hAnsi="Cambria Math"/>
+              </w:rPr>
+              <m:t>i+1</m:t>
+            </m:r>
+          </m:sub>
+        </m:sSub>
+        <m:r>
+          <w:rPr>
+            <w:rFonts w:ascii="Cambria Math" w:eastAsiaTheme="minorEastAsia" w:hAnsi="Cambria Math"/>
+          </w:rPr>
+          <m:t>+m</m:t>
+        </m:r>
+        <m:d>
+          <m:dPr>
+            <m:ctrlPr>
+              <w:rPr>
+                <w:rFonts w:ascii="Cambria Math" w:eastAsiaTheme="minorEastAsia" w:hAnsi="Cambria Math"/>
+                <w:i/>
+              </w:rPr>
+            </m:ctrlPr>
+          </m:dPr>
+          <m:e>
+            <m:sSub>
+              <m:sSubPr>
+                <m:ctrlPr>
+                  <w:rPr>
+                    <w:rFonts w:ascii="Cambria Math" w:eastAsiaTheme="minorEastAsia" w:hAnsi="Cambria Math"/>
+                    <w:i/>
+                  </w:rPr>
+                </m:ctrlPr>
+              </m:sSubPr>
+              <m:e>
+                <m:r>
+                  <w:rPr>
+                    <w:rFonts w:ascii="Cambria Math" w:eastAsiaTheme="minorEastAsia" w:hAnsi="Cambria Math"/>
+                  </w:rPr>
+                  <m:t>x</m:t>
+                </m:r>
+              </m:e>
+              <m:sub>
+                <m:r>
+                  <w:rPr>
+                    <w:rFonts w:ascii="Cambria Math" w:eastAsiaTheme="minorEastAsia" w:hAnsi="Cambria Math"/>
+                  </w:rPr>
+                  <m:t>i+1</m:t>
+                </m:r>
+              </m:sub>
+            </m:sSub>
+          </m:e>
+        </m:d>
+      </m:oMath>
+      <w:r>
+        <w:rPr>
+          <w:rFonts w:eastAsiaTheme="minorEastAsia"/>
+        </w:rPr>
+        <w:t xml:space="preserve">                     </w:t>
+      </w:r>
+      <w:r>
+        <w:rPr>
+          <w:rFonts w:eastAsiaTheme="minorEastAsia"/>
+        </w:rPr>
+        <w:t xml:space="preserve">      (mlp.i)</w:t>
+      </w:r>
+    </w:p>
+    <w:p>
+      <w:pPr>
+        <w:rPr>
+          <w:rFonts w:eastAsiaTheme="minorEastAsia"/>
+        </w:rPr>
+      </w:pPr>
+    </w:p>
+    <w:p>
+      <w:pPr>
+        <w:rPr>
+          <w:rFonts w:eastAsiaTheme="minorEastAsia"/>
+        </w:rPr>
+      </w:pPr>
+      <w:r>
+        <w:rPr>
+          <w:rFonts w:eastAsiaTheme="minorEastAsia"/>
+        </w:rPr>
+        <w:t>The final logits are produced by applying the unembedding</w:t>
+      </w:r>
+    </w:p>
+    <w:p>
+      <w:pPr>
+        <w:rPr>
+          <w:rFonts w:eastAsiaTheme="minorEastAsia"/>
+        </w:rPr>
+      </w:pPr>
+      <m:oMath>
+        <m:r>
+          <w:rPr>
+            <w:rFonts w:ascii="Cambria Math" w:eastAsiaTheme="minorEastAsia" w:hAnsi="Cambria Math"/>
+          </w:rPr>
+          <m:t>T</m:t>
+        </m:r>
+        <m:d>
+          <m:dPr>
+            <m:ctrlPr>
+              <w:rPr>
+                <w:rFonts w:ascii="Cambria Math" w:eastAsiaTheme="minorEastAsia" w:hAnsi="Cambria Math"/>
+                <w:i/>
+              </w:rPr>
+            </m:ctrlPr>
+          </m:dPr>
+          <m:e>
+            <m:r>
+              <w:rPr>
+                <w:rFonts w:ascii="Cambria Math" w:eastAsiaTheme="minorEastAsia" w:hAnsi="Cambria Math"/>
+              </w:rPr>
+              <m:t>t</m:t>
+            </m:r>
+          </m:e>
+        </m:d>
+        <m:r>
+          <w:rPr>
+            <w:rFonts w:ascii="Cambria Math" w:eastAsiaTheme="minorEastAsia" w:hAnsi="Cambria Math"/>
+          </w:rPr>
+          <m:t>=</m:t>
+        </m:r>
+        <m:sSub>
+          <m:sSubPr>
+            <m:ctrlPr>
+              <w:rPr>
+                <w:rFonts w:ascii="Cambria Math" w:eastAsiaTheme="minorEastAsia" w:hAnsi="Cambria Math"/>
+                <w:i/>
+              </w:rPr>
+            </m:ctrlPr>
+          </m:sSubPr>
+          <m:e>
+            <m:r>
+              <w:rPr>
+                <w:rFonts w:ascii="Cambria Math" w:eastAsiaTheme="minorEastAsia" w:hAnsi="Cambria Math"/>
+              </w:rPr>
+              <m:t>W</m:t>
+            </m:r>
+          </m:e>
+          <m:sub>
+            <m:r>
+              <w:rPr>
+                <w:rFonts w:ascii="Cambria Math" w:eastAsiaTheme="minorEastAsia" w:hAnsi="Cambria Math"/>
+              </w:rPr>
+              <m:t>U</m:t>
+            </m:r>
+          </m:sub>
+        </m:sSub>
+        <m:sSub>
+          <m:sSubPr>
+            <m:ctrlPr>
+              <w:rPr>
+                <w:rFonts w:ascii="Cambria Math" w:eastAsiaTheme="minorEastAsia" w:hAnsi="Cambria Math"/>
+                <w:i/>
+              </w:rPr>
+            </m:ctrlPr>
+          </m:sSubPr>
+          <m:e>
+            <m:r>
+              <w:rPr>
+                <w:rFonts w:ascii="Cambria Math" w:eastAsiaTheme="minorEastAsia" w:hAnsi="Cambria Math"/>
+              </w:rPr>
+              <m:t>x</m:t>
+            </m:r>
+          </m:e>
+          <m:sub>
+            <m:r>
+              <w:rPr>
+                <w:rFonts w:ascii="Cambria Math" w:eastAsiaTheme="minorEastAsia" w:hAnsi="Cambria Math"/>
+              </w:rPr>
+              <m:t>-1</m:t>
+            </m:r>
+          </m:sub>
+        </m:sSub>
+      </m:oMath>
+      <w:r>
+        <w:rPr>
+          <w:rFonts w:eastAsiaTheme="minorEastAsia"/>
+        </w:rPr>
+        <w:t xml:space="preserve">                                   (unembed)</w:t>
+      </w:r>
+    </w:p>
+    <w:p>
+      <w:pPr>
+        <w:rPr>
+          <w:rFonts w:eastAsiaTheme="minorEastAsia"/>
+        </w:rPr>
+      </w:pPr>
+    </w:p>
+    <w:p/>
     <w:p/>
     <w:p>
       <w:pPr>
         <w:pStyle w:val="Heading1"/>
       </w:pPr>
       <w:r>
+        <w:lastRenderedPageBreak/>
         <w:t>References</w:t>
       </w:r>
     </w:p>
@@ -684,7 +1558,6 @@
     </w:p>
     <w:p>
       <w:r>
-        <w:lastRenderedPageBreak/>
         <w:t>[</w:t>
       </w:r>
       <w:r>
